--- a/Documentation.docx
+++ b/Documentation.docx
@@ -24,7 +24,13 @@
       </w:r>
       <w:r>
         <w:rPr>
-          <w:rFonts w:ascii="Ubuntu" w:hAnsi="Ubuntu" w:eastAsia="Ubuntu" w:cs="Ubuntu"/>
+          <w:rFonts w:ascii="Ubuntu" w:hAnsi="Ubuntu" w:cs="Ubuntu"/>
+          <w:highlight w:val="none"/>
+        </w:rPr>
+      </w:r>
+      <w:r>
+        <w:rPr>
+          <w:rFonts w:ascii="Ubuntu" w:hAnsi="Ubuntu" w:cs="Ubuntu"/>
           <w:highlight w:val="none"/>
         </w:rPr>
       </w:r>
@@ -58,13 +64,15 @@
       </w:r>
       <w:r>
         <w:rPr>
-          <w:rFonts w:ascii="Ubuntu" w:hAnsi="Ubuntu" w:eastAsia="Ubuntu" w:cs="Ubuntu"/>
+          <w:rFonts w:ascii="Ubuntu" w:hAnsi="Ubuntu" w:cs="Ubuntu"/>
+          <w:b/>
+          <w:bCs/>
           <w:highlight w:val="none"/>
         </w:rPr>
       </w:r>
       <w:r>
         <w:rPr>
-          <w:rFonts w:ascii="Ubuntu" w:hAnsi="Ubuntu" w:eastAsia="Ubuntu" w:cs="Ubuntu"/>
+          <w:rFonts w:ascii="Ubuntu" w:hAnsi="Ubuntu" w:cs="Ubuntu"/>
           <w:b/>
           <w:bCs/>
           <w:highlight w:val="none"/>
@@ -121,13 +129,13 @@
       </w:r>
       <w:r>
         <w:rPr>
-          <w:rFonts w:ascii="Ubuntu" w:hAnsi="Ubuntu" w:eastAsia="Ubuntu" w:cs="Ubuntu"/>
+          <w:rFonts w:ascii="Ubuntu" w:hAnsi="Ubuntu" w:cs="Ubuntu"/>
           <w:highlight w:val="none"/>
         </w:rPr>
       </w:r>
       <w:r>
         <w:rPr>
-          <w:rFonts w:ascii="Ubuntu" w:hAnsi="Ubuntu" w:eastAsia="Ubuntu" w:cs="Ubuntu"/>
+          <w:rFonts w:ascii="Ubuntu" w:hAnsi="Ubuntu" w:cs="Ubuntu"/>
           <w:highlight w:val="none"/>
         </w:rPr>
       </w:r>
@@ -150,13 +158,13 @@
       </w:r>
       <w:r>
         <w:rPr>
-          <w:rFonts w:ascii="Ubuntu" w:hAnsi="Ubuntu" w:eastAsia="Ubuntu" w:cs="Ubuntu"/>
+          <w:rFonts w:ascii="Ubuntu" w:hAnsi="Ubuntu" w:cs="Ubuntu"/>
           <w:highlight w:val="none"/>
         </w:rPr>
       </w:r>
       <w:r>
         <w:rPr>
-          <w:rFonts w:ascii="Ubuntu" w:hAnsi="Ubuntu" w:eastAsia="Ubuntu" w:cs="Ubuntu"/>
+          <w:rFonts w:ascii="Ubuntu" w:hAnsi="Ubuntu" w:cs="Ubuntu"/>
           <w:highlight w:val="none"/>
         </w:rPr>
       </w:r>
@@ -180,11 +188,11 @@
           <w:bCs/>
           <w:highlight w:val="none"/>
         </w:rPr>
-        <w:t xml:space="preserve">Dockerhub Images</w:t>
+        <w:t xml:space="preserve">Docker Hub Images</w:t>
       </w:r>
       <w:r>
         <w:rPr>
-          <w:rFonts w:ascii="Ubuntu" w:hAnsi="Ubuntu" w:eastAsia="Ubuntu" w:cs="Ubuntu"/>
+          <w:rFonts w:ascii="Ubuntu" w:hAnsi="Ubuntu" w:cs="Ubuntu"/>
           <w:b/>
           <w:bCs/>
           <w:highlight w:val="none"/>
@@ -192,7 +200,7 @@
       </w:r>
       <w:r>
         <w:rPr>
-          <w:rFonts w:ascii="Ubuntu" w:hAnsi="Ubuntu" w:eastAsia="Ubuntu" w:cs="Ubuntu"/>
+          <w:rFonts w:ascii="Ubuntu" w:hAnsi="Ubuntu" w:cs="Ubuntu"/>
           <w:b/>
           <w:bCs/>
           <w:highlight w:val="none"/>
@@ -242,13 +250,13 @@
       </w:r>
       <w:r>
         <w:rPr>
-          <w:rFonts w:ascii="Ubuntu" w:hAnsi="Ubuntu" w:eastAsia="Ubuntu" w:cs="Ubuntu"/>
+          <w:rFonts w:ascii="Ubuntu" w:hAnsi="Ubuntu" w:cs="Ubuntu"/>
           <w:highlight w:val="none"/>
         </w:rPr>
       </w:r>
       <w:r>
         <w:rPr>
-          <w:rFonts w:ascii="Ubuntu" w:hAnsi="Ubuntu" w:eastAsia="Ubuntu" w:cs="Ubuntu"/>
+          <w:rFonts w:ascii="Ubuntu" w:hAnsi="Ubuntu" w:cs="Ubuntu"/>
           <w:highlight w:val="none"/>
         </w:rPr>
       </w:r>
@@ -301,13 +309,42 @@
       </w:r>
       <w:r>
         <w:rPr>
-          <w:rFonts w:ascii="Ubuntu" w:hAnsi="Ubuntu" w:eastAsia="Ubuntu" w:cs="Ubuntu"/>
+          <w:rFonts w:ascii="Ubuntu" w:hAnsi="Ubuntu" w:cs="Ubuntu"/>
           <w:highlight w:val="none"/>
         </w:rPr>
       </w:r>
       <w:r>
         <w:rPr>
-          <w:rFonts w:ascii="Ubuntu" w:hAnsi="Ubuntu" w:eastAsia="Ubuntu" w:cs="Ubuntu"/>
+          <w:rFonts w:ascii="Ubuntu" w:hAnsi="Ubuntu" w:cs="Ubuntu"/>
+          <w:highlight w:val="none"/>
+        </w:rPr>
+      </w:r>
+    </w:p>
+    <w:p>
+      <w:pPr>
+        <w:pBdr/>
+        <w:spacing/>
+        <w:ind/>
+        <w:rPr>
+          <w:rFonts w:ascii="Ubuntu" w:hAnsi="Ubuntu" w:cs="Ubuntu"/>
+          <w:highlight w:val="none"/>
+        </w:rPr>
+      </w:pPr>
+      <w:r>
+        <w:rPr>
+          <w:rFonts w:ascii="Ubuntu" w:hAnsi="Ubuntu" w:cs="Ubuntu"/>
+          <w:highlight w:val="none"/>
+        </w:rPr>
+      </w:r>
+      <w:r>
+        <w:rPr>
+          <w:rFonts w:ascii="Ubuntu" w:hAnsi="Ubuntu" w:cs="Ubuntu"/>
+          <w:highlight w:val="none"/>
+        </w:rPr>
+      </w:r>
+      <w:r>
+        <w:rPr>
+          <w:rFonts w:ascii="Ubuntu" w:hAnsi="Ubuntu" w:cs="Ubuntu"/>
           <w:highlight w:val="none"/>
         </w:rPr>
       </w:r>
@@ -330,13 +367,13 @@
       </w:r>
       <w:r>
         <w:rPr>
-          <w:rFonts w:ascii="Ubuntu" w:hAnsi="Ubuntu" w:eastAsia="Ubuntu" w:cs="Ubuntu"/>
+          <w:rFonts w:ascii="Ubuntu" w:hAnsi="Ubuntu" w:cs="Ubuntu"/>
           <w:highlight w:val="none"/>
         </w:rPr>
       </w:r>
       <w:r>
         <w:rPr>
-          <w:rFonts w:ascii="Ubuntu" w:hAnsi="Ubuntu" w:eastAsia="Ubuntu" w:cs="Ubuntu"/>
+          <w:rFonts w:ascii="Ubuntu" w:hAnsi="Ubuntu" w:cs="Ubuntu"/>
           <w:highlight w:val="none"/>
         </w:rPr>
       </w:r>
@@ -368,6 +405,34 @@
       </w:r>
       <w:r>
         <w:rPr>
+          <w:rFonts w:ascii="Ubuntu" w:hAnsi="Ubuntu" w:cs="Ubuntu"/>
+          <w:highlight w:val="none"/>
+        </w:rPr>
+      </w:r>
+      <w:r>
+        <w:rPr>
+          <w:rFonts w:ascii="Ubuntu" w:hAnsi="Ubuntu" w:cs="Ubuntu"/>
+          <w:highlight w:val="none"/>
+        </w:rPr>
+      </w:r>
+    </w:p>
+    <w:p>
+      <w:pPr>
+        <w:pBdr>
+          <w:top w:val="none" w:color="000000" w:sz="4" w:space="0"/>
+          <w:left w:val="none" w:color="000000" w:sz="4" w:space="0"/>
+          <w:bottom w:val="none" w:color="000000" w:sz="4" w:space="0"/>
+          <w:right w:val="none" w:color="000000" w:sz="4" w:space="0"/>
+        </w:pBdr>
+        <w:shd w:val="clear" w:color="ffffff" w:fill="ffffff"/>
+        <w:spacing/>
+        <w:ind w:right="0" w:firstLine="0" w:left="0"/>
+        <w:rPr>
+          <w:rFonts w:ascii="Ubuntu" w:hAnsi="Ubuntu" w:cs="Ubuntu"/>
+        </w:rPr>
+      </w:pPr>
+      <w:r>
+        <w:rPr>
           <w:rFonts w:ascii="Ubuntu" w:hAnsi="Ubuntu" w:eastAsia="Ubuntu" w:cs="Ubuntu"/>
           <w:highlight w:val="none"/>
         </w:rPr>
@@ -375,7 +440,93 @@
       <w:r>
         <w:rPr>
           <w:rFonts w:ascii="Ubuntu" w:hAnsi="Ubuntu" w:eastAsia="Ubuntu" w:cs="Ubuntu"/>
+          <w:color w:val="auto"/>
+          <w:sz w:val="22"/>
+          <w:szCs w:val="22"/>
           <w:highlight w:val="none"/>
+          <w:shd w:val="clear" w:color="auto" w:fill="auto"/>
+        </w:rPr>
+        <w:t xml:space="preserve">See also </w:t>
+      </w:r>
+      <w:r>
+        <w:rPr>
+          <w:rFonts w:ascii="Noto Mono" w:hAnsi="Noto Mono" w:eastAsia="Noto Mono" w:cs="Noto Mono"/>
+          <w:b w:val="0"/>
+          <w:bCs w:val="0"/>
+          <w:i/>
+          <w:iCs/>
+          <w:color w:val="auto"/>
+          <w:sz w:val="20"/>
+          <w:szCs w:val="20"/>
+          <w:highlight w:val="none"/>
+          <w:shd w:val="clear" w:color="auto" w:fill="auto"/>
+        </w:rPr>
+      </w:r>
+      <w:r>
+        <w:rPr>
+          <w:rFonts w:ascii="Noto Mono" w:hAnsi="Noto Mono" w:eastAsia="Noto Mono" w:cs="Noto Mono"/>
+          <w:b w:val="0"/>
+          <w:bCs w:val="0"/>
+          <w:i/>
+          <w:iCs/>
+          <w:color w:val="auto"/>
+          <w:sz w:val="20"/>
+          <w:szCs w:val="20"/>
+          <w:highlight w:val="none"/>
+          <w:shd w:val="clear" w:color="auto" w:fill="auto"/>
+        </w:rPr>
+        <w:t xml:space="preserve">build-logs-#17.txt</w:t>
+      </w:r>
+      <w:r>
+        <w:rPr>
+          <w:rFonts w:ascii="Noto Mono" w:hAnsi="Noto Mono" w:eastAsia="Noto Mono" w:cs="Noto Mono"/>
+          <w:b w:val="0"/>
+          <w:bCs w:val="0"/>
+          <w:i/>
+          <w:iCs/>
+          <w:color w:val="auto"/>
+          <w:sz w:val="20"/>
+          <w:szCs w:val="20"/>
+          <w:highlight w:val="none"/>
+          <w:shd w:val="clear" w:color="auto" w:fill="auto"/>
+        </w:rPr>
+        <w:t xml:space="preserve"> </w:t>
+      </w:r>
+      <w:r>
+        <w:rPr>
+          <w:rFonts w:ascii="Ubuntu" w:hAnsi="Ubuntu" w:eastAsia="Ubuntu" w:cs="Ubuntu"/>
+          <w:color w:val="auto"/>
+          <w:sz w:val="22"/>
+          <w:szCs w:val="22"/>
+          <w:shd w:val="clear" w:color="auto" w:fill="auto"/>
+        </w:rPr>
+        <w:t xml:space="preserve">for</w:t>
+      </w:r>
+      <w:r>
+        <w:rPr>
+          <w:rFonts w:ascii="Ubuntu" w:hAnsi="Ubuntu" w:eastAsia="Ubuntu" w:cs="Ubuntu"/>
+          <w:color w:val="auto"/>
+          <w:sz w:val="22"/>
+          <w:szCs w:val="22"/>
+          <w:shd w:val="clear" w:color="auto" w:fill="auto"/>
+        </w:rPr>
+        <w:t xml:space="preserve"> jenkins logs</w:t>
+      </w:r>
+      <w:r>
+        <w:rPr>
+          <w:rFonts w:ascii="Ubuntu" w:hAnsi="Ubuntu" w:eastAsia="Ubuntu" w:cs="Ubuntu"/>
+          <w:sz w:val="24"/>
+        </w:rPr>
+        <w:t xml:space="preserve">.</w:t>
+      </w:r>
+      <w:r>
+        <w:rPr>
+          <w:rFonts w:ascii="Ubuntu" w:hAnsi="Ubuntu" w:cs="Ubuntu"/>
+        </w:rPr>
+      </w:r>
+      <w:r>
+        <w:rPr>
+          <w:rFonts w:ascii="Ubuntu" w:hAnsi="Ubuntu" w:cs="Ubuntu"/>
         </w:rPr>
       </w:r>
     </w:p>
@@ -385,65 +536,56 @@
         <w:pBdr/>
         <w:spacing/>
         <w:ind/>
-        <w:rPr>
-          <w:rFonts w:ascii="Ubuntu" w:hAnsi="Ubuntu" w:cs="Ubuntu"/>
-          <w:highlight w:val="none"/>
-        </w:rPr>
+        <w:rPr/>
       </w:pPr>
       <w:r>
-        <w:rPr>
-          <w:rFonts w:ascii="Ubuntu" w:hAnsi="Ubuntu" w:eastAsia="Ubuntu" w:cs="Ubuntu"/>
-        </w:rPr>
         <w:t xml:space="preserve">Figure </w:t>
       </w:r>
       <w:r>
-        <w:rPr>
-          <w:rFonts w:ascii="Ubuntu" w:hAnsi="Ubuntu" w:eastAsia="Ubuntu" w:cs="Ubuntu"/>
-        </w:rPr>
         <w:fldChar w:fldCharType="begin"/>
         <w:instrText xml:space="preserve"> SEQ Figure \* Arabic </w:instrText>
         <w:fldChar w:fldCharType="separate"/>
       </w:r>
       <w:r>
-        <w:rPr>
-          <w:rFonts w:ascii="Ubuntu" w:hAnsi="Ubuntu" w:eastAsia="Ubuntu" w:cs="Ubuntu"/>
-        </w:rPr>
         <w:t xml:space="preserve">1</w:t>
       </w:r>
+      <w:r/>
       <w:r>
-        <w:rPr>
-          <w:rFonts w:ascii="Ubuntu" w:hAnsi="Ubuntu" w:eastAsia="Ubuntu" w:cs="Ubuntu"/>
-        </w:rPr>
         <w:fldChar w:fldCharType="end"/>
       </w:r>
       <w:r>
-        <w:rPr>
-          <w:rFonts w:ascii="Ubuntu" w:hAnsi="Ubuntu" w:eastAsia="Ubuntu" w:cs="Ubuntu"/>
-        </w:rPr>
         <w:t xml:space="preserve">: Docker Build </w:t>
       </w:r>
-      <w:r>
+      <w:r/>
+    </w:p>
+    <w:p>
+      <w:pPr>
+        <w:pBdr/>
+        <w:spacing/>
+        <w:ind/>
         <w:rPr>
-          <w:rFonts w:ascii="Ubuntu" w:hAnsi="Ubuntu" w:eastAsia="Ubuntu" w:cs="Ubuntu"/>
           <w:highlight w:val="none"/>
         </w:rPr>
-      </w:r>
-    </w:p>
-    <w:p>
-      <w:pPr>
-        <w:pBdr/>
-        <w:spacing/>
-        <w:ind/>
+      </w:pPr>
+      <w:r>
         <w:rPr>
           <w:rFonts w:ascii="Ubuntu" w:hAnsi="Ubuntu" w:cs="Ubuntu"/>
           <w:highlight w:val="none"/>
         </w:rPr>
-      </w:pPr>
+      </w:r>
       <w:r>
         <w:rPr>
-          <w:rFonts w:ascii="Ubuntu" w:hAnsi="Ubuntu" w:eastAsia="Ubuntu" w:cs="Ubuntu"/>
+          <w:rFonts w:ascii="Ubuntu" w:hAnsi="Ubuntu" w:cs="Ubuntu"/>
           <w:highlight w:val="none"/>
         </w:rPr>
+      </w:r>
+      <w:r>
+        <w:rPr>
+          <w:rFonts w:ascii="Ubuntu" w:hAnsi="Ubuntu" w:cs="Ubuntu"/>
+          <w:highlight w:val="none"/>
+        </w:rPr>
+      </w:r>
+      <w:r>
         <mc:AlternateContent>
           <mc:Choice Requires="wpg">
             <w:drawing>
@@ -458,7 +600,7 @@
                   <a:graphicData uri="http://schemas.openxmlformats.org/drawingml/2006/picture">
                     <pic:pic xmlns:pic="http://schemas.openxmlformats.org/drawingml/2006/picture">
                       <pic:nvPicPr>
-                        <pic:cNvPr id="404427438" name=""/>
+                        <pic:cNvPr id="1247459664" name=""/>
                         <pic:cNvPicPr>
                           <a:picLocks noChangeAspect="1"/>
                         </pic:cNvPicPr>
@@ -471,7 +613,7 @@
                       <pic:spPr bwMode="auto">
                         <a:xfrm>
                           <a:off x="0" y="0"/>
-                          <a:ext cx="5940424" cy="2403798"/>
+                          <a:ext cx="5940424" cy="2403799"/>
                         </a:xfrm>
                         <a:prstGeom prst="rect">
                           <a:avLst/>
@@ -514,13 +656,26 @@
       </w:r>
       <w:r>
         <w:rPr>
-          <w:rFonts w:ascii="Ubuntu" w:hAnsi="Ubuntu" w:eastAsia="Ubuntu" w:cs="Ubuntu"/>
+          <w:rFonts w:ascii="Ubuntu" w:hAnsi="Ubuntu" w:cs="Ubuntu"/>
+          <w:highlight w:val="none"/>
+        </w:rPr>
+      </w:r>
+    </w:p>
+    <w:p>
+      <w:pPr>
+        <w:pStyle w:val="863"/>
+        <w:pBdr/>
+        <w:spacing/>
+        <w:ind/>
+        <w:rPr/>
+      </w:pPr>
+      <w:r>
+        <w:rPr>
           <w:highlight w:val="none"/>
         </w:rPr>
       </w:r>
       <w:r>
         <w:rPr>
-          <w:rFonts w:ascii="Ubuntu" w:hAnsi="Ubuntu" w:eastAsia="Ubuntu" w:cs="Ubuntu"/>
           <w:highlight w:val="none"/>
         </w:rPr>
       </w:r>
@@ -532,67 +687,191 @@
         <w:spacing/>
         <w:ind/>
         <w:rPr>
-          <w:rFonts w:ascii="Ubuntu" w:hAnsi="Ubuntu" w:cs="Ubuntu"/>
+          <w:highlight w:val="none"/>
         </w:rPr>
       </w:pPr>
       <w:r>
         <w:rPr>
-          <w:rFonts w:ascii="Ubuntu" w:hAnsi="Ubuntu" w:eastAsia="Ubuntu" w:cs="Ubuntu"/>
+          <w:highlight w:val="none"/>
         </w:rPr>
+      </w:r>
+      <w:r>
+        <w:rPr>
+          <w:highlight w:val="none"/>
+        </w:rPr>
+      </w:r>
+    </w:p>
+    <w:p>
+      <w:pPr>
+        <w:pStyle w:val="863"/>
+        <w:pBdr/>
+        <w:spacing/>
+        <w:ind/>
+        <w:rPr>
+          <w:highlight w:val="none"/>
+        </w:rPr>
+      </w:pPr>
+      <w:r>
+        <w:rPr>
+          <w:highlight w:val="none"/>
+        </w:rPr>
+      </w:r>
+      <w:r>
+        <w:rPr>
+          <w:highlight w:val="none"/>
+        </w:rPr>
+      </w:r>
+    </w:p>
+    <w:p>
+      <w:pPr>
+        <w:pStyle w:val="863"/>
+        <w:pBdr/>
+        <w:spacing/>
+        <w:ind/>
+        <w:rPr>
+          <w:highlight w:val="none"/>
+        </w:rPr>
+      </w:pPr>
+      <w:r>
+        <w:rPr>
+          <w:highlight w:val="none"/>
+        </w:rPr>
+      </w:r>
+      <w:r>
+        <w:rPr>
+          <w:highlight w:val="none"/>
+        </w:rPr>
+      </w:r>
+    </w:p>
+    <w:p>
+      <w:pPr>
+        <w:pStyle w:val="863"/>
+        <w:pBdr/>
+        <w:spacing/>
+        <w:ind/>
+        <w:rPr>
+          <w:highlight w:val="none"/>
+        </w:rPr>
+      </w:pPr>
+      <w:r>
+        <w:rPr>
+          <w:highlight w:val="none"/>
+        </w:rPr>
+      </w:r>
+      <w:r>
+        <w:rPr>
+          <w:highlight w:val="none"/>
+        </w:rPr>
+      </w:r>
+    </w:p>
+    <w:p>
+      <w:pPr>
+        <w:pStyle w:val="863"/>
+        <w:pBdr/>
+        <w:spacing/>
+        <w:ind/>
+        <w:rPr>
+          <w:highlight w:val="none"/>
+        </w:rPr>
+      </w:pPr>
+      <w:r>
+        <w:rPr>
+          <w:highlight w:val="none"/>
+        </w:rPr>
+      </w:r>
+      <w:r>
+        <w:rPr>
+          <w:highlight w:val="none"/>
+        </w:rPr>
+      </w:r>
+    </w:p>
+    <w:p>
+      <w:pPr>
+        <w:pStyle w:val="863"/>
+        <w:pBdr/>
+        <w:spacing/>
+        <w:ind/>
+        <w:rPr>
+          <w:highlight w:val="none"/>
+        </w:rPr>
+      </w:pPr>
+      <w:r>
+        <w:rPr>
+          <w:highlight w:val="none"/>
+        </w:rPr>
+      </w:r>
+      <w:r>
+        <w:rPr>
+          <w:highlight w:val="none"/>
+        </w:rPr>
+      </w:r>
+    </w:p>
+    <w:p>
+      <w:pPr>
+        <w:pStyle w:val="863"/>
+        <w:pBdr/>
+        <w:spacing/>
+        <w:ind/>
+        <w:rPr>
+          <w:highlight w:val="none"/>
+        </w:rPr>
+      </w:pPr>
+      <w:r>
+        <w:rPr>
+          <w:highlight w:val="none"/>
+        </w:rPr>
+      </w:r>
+      <w:r>
+        <w:rPr>
+          <w:highlight w:val="none"/>
+        </w:rPr>
+      </w:r>
+    </w:p>
+    <w:p>
+      <w:pPr>
+        <w:pStyle w:val="863"/>
+        <w:pBdr/>
+        <w:spacing/>
+        <w:ind/>
+        <w:rPr>
+          <w:highlight w:val="none"/>
+        </w:rPr>
+      </w:pPr>
+      <w:r>
         <w:t xml:space="preserve">Figure </w:t>
       </w:r>
       <w:r>
-        <w:rPr>
-          <w:rFonts w:ascii="Ubuntu" w:hAnsi="Ubuntu" w:eastAsia="Ubuntu" w:cs="Ubuntu"/>
-        </w:rPr>
         <w:fldChar w:fldCharType="begin"/>
         <w:instrText xml:space="preserve"> SEQ Figure \* Arabic </w:instrText>
         <w:fldChar w:fldCharType="separate"/>
       </w:r>
       <w:r>
-        <w:rPr>
-          <w:rFonts w:ascii="Ubuntu" w:hAnsi="Ubuntu" w:eastAsia="Ubuntu" w:cs="Ubuntu"/>
-        </w:rPr>
         <w:t xml:space="preserve">2</w:t>
       </w:r>
+      <w:r/>
       <w:r>
-        <w:rPr>
-          <w:rFonts w:ascii="Ubuntu" w:hAnsi="Ubuntu" w:eastAsia="Ubuntu" w:cs="Ubuntu"/>
-        </w:rPr>
         <w:fldChar w:fldCharType="end"/>
       </w:r>
       <w:r>
+        <w:t xml:space="preserve">: Docker Run &amp; Test Cast Service </w:t>
+      </w:r>
+      <w:r/>
+    </w:p>
+    <w:p>
+      <w:pPr>
+        <w:pBdr/>
+        <w:spacing/>
+        <w:ind/>
         <w:rPr>
-          <w:rFonts w:ascii="Ubuntu" w:hAnsi="Ubuntu" w:eastAsia="Ubuntu" w:cs="Ubuntu"/>
+          <w:highlight w:val="none"/>
         </w:rPr>
-        <w:t xml:space="preserve">: Docker Push </w:t>
-      </w:r>
+      </w:pPr>
       <w:r>
         <w:rPr>
-          <w:rFonts w:ascii="Ubuntu" w:hAnsi="Ubuntu" w:eastAsia="Ubuntu" w:cs="Ubuntu"/>
-        </w:rPr>
-      </w:r>
-    </w:p>
-    <w:p>
-      <w:pPr>
-        <w:pBdr/>
-        <w:spacing/>
-        <w:ind/>
-        <w:rPr>
-          <w:rFonts w:ascii="Ubuntu" w:hAnsi="Ubuntu" w:cs="Ubuntu"/>
-          <w:highlight w:val="none"/>
-        </w:rPr>
-      </w:pPr>
-      <w:r>
-        <w:rPr>
-          <w:rFonts w:ascii="Ubuntu" w:hAnsi="Ubuntu" w:eastAsia="Ubuntu" w:cs="Ubuntu"/>
           <w:highlight w:val="none"/>
         </w:rPr>
       </w:r>
       <w:r>
-        <w:rPr>
-          <w:rFonts w:ascii="Ubuntu" w:hAnsi="Ubuntu" w:eastAsia="Ubuntu" w:cs="Ubuntu"/>
-        </w:rPr>
         <mc:AlternateContent>
           <mc:Choice Requires="wpg">
             <w:drawing>
@@ -607,7 +886,7 @@
                   <a:graphicData uri="http://schemas.openxmlformats.org/drawingml/2006/picture">
                     <pic:pic xmlns:pic="http://schemas.openxmlformats.org/drawingml/2006/picture">
                       <pic:nvPicPr>
-                        <pic:cNvPr id="1931330994" name=""/>
+                        <pic:cNvPr id="90781543" name=""/>
                         <pic:cNvPicPr>
                           <a:picLocks noChangeAspect="1"/>
                         </pic:cNvPicPr>
@@ -620,7 +899,7 @@
                       <pic:spPr bwMode="auto">
                         <a:xfrm>
                           <a:off x="0" y="0"/>
-                          <a:ext cx="5940424" cy="2403798"/>
+                          <a:ext cx="5940424" cy="2403799"/>
                         </a:xfrm>
                         <a:prstGeom prst="rect">
                           <a:avLst/>
@@ -663,13 +942,11 @@
       </w:r>
       <w:r>
         <w:rPr>
-          <w:rFonts w:ascii="Ubuntu" w:hAnsi="Ubuntu" w:eastAsia="Ubuntu" w:cs="Ubuntu"/>
           <w:highlight w:val="none"/>
         </w:rPr>
       </w:r>
       <w:r>
         <w:rPr>
-          <w:rFonts w:ascii="Ubuntu" w:hAnsi="Ubuntu" w:eastAsia="Ubuntu" w:cs="Ubuntu"/>
           <w:highlight w:val="none"/>
         </w:rPr>
       </w:r>
@@ -680,92 +957,43 @@
         <w:pBdr/>
         <w:spacing/>
         <w:ind/>
-        <w:rPr>
-          <w:rFonts w:ascii="Ubuntu" w:hAnsi="Ubuntu" w:cs="Ubuntu"/>
-        </w:rPr>
+        <w:rPr/>
       </w:pPr>
       <w:r>
-        <w:rPr>
-          <w:rFonts w:ascii="Ubuntu" w:hAnsi="Ubuntu" w:eastAsia="Ubuntu" w:cs="Ubuntu"/>
-          <w:highlight w:val="none"/>
-        </w:rPr>
-      </w:r>
-      <w:r>
-        <w:rPr>
-          <w:rFonts w:ascii="Ubuntu" w:hAnsi="Ubuntu" w:eastAsia="Ubuntu" w:cs="Ubuntu"/>
-          <w:highlight w:val="none"/>
-        </w:rPr>
-      </w:r>
-    </w:p>
-    <w:p>
-      <w:pPr>
-        <w:pStyle w:val="863"/>
-        <w:pBdr/>
-        <w:spacing/>
-        <w:ind/>
-        <w:rPr>
-          <w:rFonts w:ascii="Ubuntu" w:hAnsi="Ubuntu" w:cs="Ubuntu"/>
-          <w:highlight w:val="none"/>
-        </w:rPr>
-      </w:pPr>
-      <w:r>
-        <w:rPr>
-          <w:rFonts w:ascii="Ubuntu" w:hAnsi="Ubuntu" w:eastAsia="Ubuntu" w:cs="Ubuntu"/>
-        </w:rPr>
         <w:t xml:space="preserve">Figure </w:t>
       </w:r>
       <w:r>
-        <w:rPr>
-          <w:rFonts w:ascii="Ubuntu" w:hAnsi="Ubuntu" w:eastAsia="Ubuntu" w:cs="Ubuntu"/>
-        </w:rPr>
         <w:fldChar w:fldCharType="begin"/>
         <w:instrText xml:space="preserve"> SEQ Figure \* Arabic </w:instrText>
         <w:fldChar w:fldCharType="separate"/>
       </w:r>
       <w:r>
-        <w:rPr>
-          <w:rFonts w:ascii="Ubuntu" w:hAnsi="Ubuntu" w:eastAsia="Ubuntu" w:cs="Ubuntu"/>
-        </w:rPr>
         <w:t xml:space="preserve">3</w:t>
       </w:r>
+      <w:r/>
       <w:r>
-        <w:rPr>
-          <w:rFonts w:ascii="Ubuntu" w:hAnsi="Ubuntu" w:eastAsia="Ubuntu" w:cs="Ubuntu"/>
-        </w:rPr>
         <w:fldChar w:fldCharType="end"/>
       </w:r>
       <w:r>
+        <w:t xml:space="preserve">: Docker Run &amp; Test Movie Service </w:t>
+      </w:r>
+      <w:r/>
+    </w:p>
+    <w:p>
+      <w:pPr>
+        <w:pBdr/>
+        <w:spacing/>
+        <w:ind/>
         <w:rPr>
-          <w:rFonts w:ascii="Ubuntu" w:hAnsi="Ubuntu" w:eastAsia="Ubuntu" w:cs="Ubuntu"/>
+          <w:highlight w:val="none"/>
         </w:rPr>
-        <w:t xml:space="preserve">: Deploy dev </w:t>
-      </w:r>
+      </w:pPr>
       <w:r>
         <w:rPr>
-          <w:rFonts w:ascii="Ubuntu" w:hAnsi="Ubuntu" w:eastAsia="Ubuntu" w:cs="Ubuntu"/>
-        </w:rPr>
-      </w:r>
-    </w:p>
-    <w:p>
-      <w:pPr>
-        <w:pBdr/>
-        <w:spacing/>
-        <w:ind/>
-        <w:rPr>
-          <w:rFonts w:ascii="Ubuntu" w:hAnsi="Ubuntu" w:cs="Ubuntu"/>
-          <w:highlight w:val="none"/>
-        </w:rPr>
-      </w:pPr>
-      <w:r>
-        <w:rPr>
-          <w:rFonts w:ascii="Ubuntu" w:hAnsi="Ubuntu" w:eastAsia="Ubuntu" w:cs="Ubuntu"/>
           <w:highlight w:val="none"/>
         </w:rPr>
       </w:r>
       <w:r>
-        <w:rPr>
-          <w:rFonts w:ascii="Ubuntu" w:hAnsi="Ubuntu" w:eastAsia="Ubuntu" w:cs="Ubuntu"/>
-        </w:rPr>
         <mc:AlternateContent>
           <mc:Choice Requires="wpg">
             <w:drawing>
@@ -780,7 +1008,7 @@
                   <a:graphicData uri="http://schemas.openxmlformats.org/drawingml/2006/picture">
                     <pic:pic xmlns:pic="http://schemas.openxmlformats.org/drawingml/2006/picture">
                       <pic:nvPicPr>
-                        <pic:cNvPr id="1444857732" name=""/>
+                        <pic:cNvPr id="1093781403" name=""/>
                         <pic:cNvPicPr>
                           <a:picLocks noChangeAspect="1"/>
                         </pic:cNvPicPr>
@@ -793,7 +1021,7 @@
                       <pic:spPr bwMode="auto">
                         <a:xfrm>
                           <a:off x="0" y="0"/>
-                          <a:ext cx="5940424" cy="2403798"/>
+                          <a:ext cx="5940424" cy="2403799"/>
                         </a:xfrm>
                         <a:prstGeom prst="rect">
                           <a:avLst/>
@@ -836,13 +1064,11 @@
       </w:r>
       <w:r>
         <w:rPr>
-          <w:rFonts w:ascii="Ubuntu" w:hAnsi="Ubuntu" w:eastAsia="Ubuntu" w:cs="Ubuntu"/>
           <w:highlight w:val="none"/>
         </w:rPr>
       </w:r>
       <w:r>
         <w:rPr>
-          <w:rFonts w:ascii="Ubuntu" w:hAnsi="Ubuntu" w:eastAsia="Ubuntu" w:cs="Ubuntu"/>
           <w:highlight w:val="none"/>
         </w:rPr>
       </w:r>
@@ -853,92 +1079,43 @@
         <w:pBdr/>
         <w:spacing/>
         <w:ind/>
-        <w:rPr>
-          <w:rFonts w:ascii="Ubuntu" w:hAnsi="Ubuntu" w:cs="Ubuntu"/>
-        </w:rPr>
+        <w:rPr/>
       </w:pPr>
       <w:r>
-        <w:rPr>
-          <w:rFonts w:ascii="Ubuntu" w:hAnsi="Ubuntu" w:eastAsia="Ubuntu" w:cs="Ubuntu"/>
-          <w:highlight w:val="none"/>
-        </w:rPr>
-      </w:r>
-      <w:r>
-        <w:rPr>
-          <w:rFonts w:ascii="Ubuntu" w:hAnsi="Ubuntu" w:eastAsia="Ubuntu" w:cs="Ubuntu"/>
-          <w:highlight w:val="none"/>
-        </w:rPr>
-      </w:r>
-    </w:p>
-    <w:p>
-      <w:pPr>
-        <w:pStyle w:val="863"/>
-        <w:pBdr/>
-        <w:spacing/>
-        <w:ind/>
-        <w:rPr>
-          <w:rFonts w:ascii="Ubuntu" w:hAnsi="Ubuntu" w:cs="Ubuntu"/>
-          <w:highlight w:val="none"/>
-        </w:rPr>
-      </w:pPr>
-      <w:r>
-        <w:rPr>
-          <w:rFonts w:ascii="Ubuntu" w:hAnsi="Ubuntu" w:eastAsia="Ubuntu" w:cs="Ubuntu"/>
-        </w:rPr>
         <w:t xml:space="preserve">Figure </w:t>
       </w:r>
       <w:r>
-        <w:rPr>
-          <w:rFonts w:ascii="Ubuntu" w:hAnsi="Ubuntu" w:eastAsia="Ubuntu" w:cs="Ubuntu"/>
-        </w:rPr>
         <w:fldChar w:fldCharType="begin"/>
         <w:instrText xml:space="preserve"> SEQ Figure \* Arabic </w:instrText>
         <w:fldChar w:fldCharType="separate"/>
       </w:r>
       <w:r>
-        <w:rPr>
-          <w:rFonts w:ascii="Ubuntu" w:hAnsi="Ubuntu" w:eastAsia="Ubuntu" w:cs="Ubuntu"/>
-        </w:rPr>
         <w:t xml:space="preserve">4</w:t>
       </w:r>
+      <w:r/>
       <w:r>
-        <w:rPr>
-          <w:rFonts w:ascii="Ubuntu" w:hAnsi="Ubuntu" w:eastAsia="Ubuntu" w:cs="Ubuntu"/>
-        </w:rPr>
         <w:fldChar w:fldCharType="end"/>
       </w:r>
       <w:r>
+        <w:t xml:space="preserve">: Docker Push </w:t>
+      </w:r>
+      <w:r/>
+    </w:p>
+    <w:p>
+      <w:pPr>
+        <w:pBdr/>
+        <w:spacing/>
+        <w:ind/>
         <w:rPr>
-          <w:rFonts w:ascii="Ubuntu" w:hAnsi="Ubuntu" w:eastAsia="Ubuntu" w:cs="Ubuntu"/>
+          <w:highlight w:val="none"/>
         </w:rPr>
-        <w:t xml:space="preserve">: Deploy qa </w:t>
-      </w:r>
+      </w:pPr>
       <w:r>
         <w:rPr>
-          <w:rFonts w:ascii="Ubuntu" w:hAnsi="Ubuntu" w:eastAsia="Ubuntu" w:cs="Ubuntu"/>
-        </w:rPr>
-      </w:r>
-    </w:p>
-    <w:p>
-      <w:pPr>
-        <w:pBdr/>
-        <w:spacing/>
-        <w:ind/>
-        <w:rPr>
-          <w:rFonts w:ascii="Ubuntu" w:hAnsi="Ubuntu" w:cs="Ubuntu"/>
-          <w:highlight w:val="none"/>
-        </w:rPr>
-      </w:pPr>
-      <w:r>
-        <w:rPr>
-          <w:rFonts w:ascii="Ubuntu" w:hAnsi="Ubuntu" w:eastAsia="Ubuntu" w:cs="Ubuntu"/>
           <w:highlight w:val="none"/>
         </w:rPr>
       </w:r>
       <w:r>
-        <w:rPr>
-          <w:rFonts w:ascii="Ubuntu" w:hAnsi="Ubuntu" w:eastAsia="Ubuntu" w:cs="Ubuntu"/>
-        </w:rPr>
         <mc:AlternateContent>
           <mc:Choice Requires="wpg">
             <w:drawing>
@@ -953,7 +1130,7 @@
                   <a:graphicData uri="http://schemas.openxmlformats.org/drawingml/2006/picture">
                     <pic:pic xmlns:pic="http://schemas.openxmlformats.org/drawingml/2006/picture">
                       <pic:nvPicPr>
-                        <pic:cNvPr id="1205959508" name=""/>
+                        <pic:cNvPr id="1778631751" name=""/>
                         <pic:cNvPicPr>
                           <a:picLocks noChangeAspect="1"/>
                         </pic:cNvPicPr>
@@ -966,7 +1143,7 @@
                       <pic:spPr bwMode="auto">
                         <a:xfrm>
                           <a:off x="0" y="0"/>
-                          <a:ext cx="5940424" cy="2403798"/>
+                          <a:ext cx="5940424" cy="2403799"/>
                         </a:xfrm>
                         <a:prstGeom prst="rect">
                           <a:avLst/>
@@ -1009,42 +1186,51 @@
       </w:r>
       <w:r>
         <w:rPr>
-          <w:rFonts w:ascii="Ubuntu" w:hAnsi="Ubuntu" w:eastAsia="Ubuntu" w:cs="Ubuntu"/>
           <w:highlight w:val="none"/>
         </w:rPr>
       </w:r>
       <w:r>
         <w:rPr>
-          <w:rFonts w:ascii="Ubuntu" w:hAnsi="Ubuntu" w:eastAsia="Ubuntu" w:cs="Ubuntu"/>
           <w:highlight w:val="none"/>
         </w:rPr>
       </w:r>
     </w:p>
     <w:p>
       <w:pPr>
-        <w:pBdr/>
-        <w:spacing/>
-        <w:ind/>
-        <w:rPr>
-          <w:rFonts w:ascii="Ubuntu" w:hAnsi="Ubuntu" w:cs="Ubuntu"/>
-          <w:highlight w:val="none"/>
-        </w:rPr>
+        <w:pStyle w:val="863"/>
+        <w:pBdr/>
+        <w:spacing/>
+        <w:ind/>
+        <w:rPr/>
       </w:pPr>
       <w:r>
         <w:rPr>
-          <w:rFonts w:ascii="Ubuntu" w:hAnsi="Ubuntu" w:eastAsia="Ubuntu" w:cs="Ubuntu"/>
           <w:highlight w:val="none"/>
         </w:rPr>
       </w:r>
       <w:r>
         <w:rPr>
-          <w:rFonts w:ascii="Ubuntu" w:hAnsi="Ubuntu" w:eastAsia="Ubuntu" w:cs="Ubuntu"/>
+          <w:highlight w:val="none"/>
+        </w:rPr>
+      </w:r>
+    </w:p>
+    <w:p>
+      <w:pPr>
+        <w:pStyle w:val="863"/>
+        <w:pBdr/>
+        <w:spacing/>
+        <w:ind/>
+        <w:rPr>
+          <w:highlight w:val="none"/>
+        </w:rPr>
+      </w:pPr>
+      <w:r>
+        <w:rPr>
           <w:highlight w:val="none"/>
         </w:rPr>
       </w:r>
       <w:r>
         <w:rPr>
-          <w:rFonts w:ascii="Ubuntu" w:hAnsi="Ubuntu" w:eastAsia="Ubuntu" w:cs="Ubuntu"/>
           <w:highlight w:val="none"/>
         </w:rPr>
       </w:r>
@@ -1056,67 +1242,65 @@
         <w:spacing/>
         <w:ind/>
         <w:rPr>
-          <w:rFonts w:ascii="Ubuntu" w:hAnsi="Ubuntu" w:cs="Ubuntu"/>
+          <w:highlight w:val="none"/>
         </w:rPr>
       </w:pPr>
       <w:r>
         <w:rPr>
-          <w:rFonts w:ascii="Ubuntu" w:hAnsi="Ubuntu" w:eastAsia="Ubuntu" w:cs="Ubuntu"/>
+          <w:highlight w:val="none"/>
         </w:rPr>
+      </w:r>
+      <w:r>
+        <w:rPr>
+          <w:highlight w:val="none"/>
+        </w:rPr>
+      </w:r>
+    </w:p>
+    <w:p>
+      <w:pPr>
+        <w:pStyle w:val="863"/>
+        <w:pBdr/>
+        <w:spacing/>
+        <w:ind/>
+        <w:rPr>
+          <w:highlight w:val="none"/>
+        </w:rPr>
+      </w:pPr>
+      <w:r>
         <w:t xml:space="preserve">Figure </w:t>
       </w:r>
       <w:r>
-        <w:rPr>
-          <w:rFonts w:ascii="Ubuntu" w:hAnsi="Ubuntu" w:eastAsia="Ubuntu" w:cs="Ubuntu"/>
-        </w:rPr>
         <w:fldChar w:fldCharType="begin"/>
         <w:instrText xml:space="preserve"> SEQ Figure \* Arabic </w:instrText>
         <w:fldChar w:fldCharType="separate"/>
       </w:r>
       <w:r>
-        <w:rPr>
-          <w:rFonts w:ascii="Ubuntu" w:hAnsi="Ubuntu" w:eastAsia="Ubuntu" w:cs="Ubuntu"/>
-        </w:rPr>
         <w:t xml:space="preserve">5</w:t>
       </w:r>
+      <w:r/>
       <w:r>
-        <w:rPr>
-          <w:rFonts w:ascii="Ubuntu" w:hAnsi="Ubuntu" w:eastAsia="Ubuntu" w:cs="Ubuntu"/>
-        </w:rPr>
         <w:fldChar w:fldCharType="end"/>
       </w:r>
       <w:r>
+        <w:t xml:space="preserve">: Deployment in dev </w:t>
+      </w:r>
+      <w:r/>
+    </w:p>
+    <w:p>
+      <w:pPr>
+        <w:pBdr/>
+        <w:spacing/>
+        <w:ind/>
         <w:rPr>
-          <w:rFonts w:ascii="Ubuntu" w:hAnsi="Ubuntu" w:eastAsia="Ubuntu" w:cs="Ubuntu"/>
+          <w:highlight w:val="none"/>
         </w:rPr>
-        <w:t xml:space="preserve">: Deploy stage </w:t>
-      </w:r>
+      </w:pPr>
       <w:r>
         <w:rPr>
-          <w:rFonts w:ascii="Ubuntu" w:hAnsi="Ubuntu" w:eastAsia="Ubuntu" w:cs="Ubuntu"/>
-        </w:rPr>
-      </w:r>
-    </w:p>
-    <w:p>
-      <w:pPr>
-        <w:pBdr/>
-        <w:spacing/>
-        <w:ind/>
-        <w:rPr>
-          <w:rFonts w:ascii="Ubuntu" w:hAnsi="Ubuntu" w:cs="Ubuntu"/>
-          <w:highlight w:val="none"/>
-        </w:rPr>
-      </w:pPr>
-      <w:r>
-        <w:rPr>
-          <w:rFonts w:ascii="Ubuntu" w:hAnsi="Ubuntu" w:eastAsia="Ubuntu" w:cs="Ubuntu"/>
           <w:highlight w:val="none"/>
         </w:rPr>
       </w:r>
       <w:r>
-        <w:rPr>
-          <w:rFonts w:ascii="Ubuntu" w:hAnsi="Ubuntu" w:eastAsia="Ubuntu" w:cs="Ubuntu"/>
-        </w:rPr>
         <mc:AlternateContent>
           <mc:Choice Requires="wpg">
             <w:drawing>
@@ -1131,7 +1315,7 @@
                   <a:graphicData uri="http://schemas.openxmlformats.org/drawingml/2006/picture">
                     <pic:pic xmlns:pic="http://schemas.openxmlformats.org/drawingml/2006/picture">
                       <pic:nvPicPr>
-                        <pic:cNvPr id="1118934763" name=""/>
+                        <pic:cNvPr id="745820724" name=""/>
                         <pic:cNvPicPr>
                           <a:picLocks noChangeAspect="1"/>
                         </pic:cNvPicPr>
@@ -1144,7 +1328,7 @@
                       <pic:spPr bwMode="auto">
                         <a:xfrm>
                           <a:off x="0" y="0"/>
-                          <a:ext cx="5940424" cy="2403798"/>
+                          <a:ext cx="5940424" cy="2403799"/>
                         </a:xfrm>
                         <a:prstGeom prst="rect">
                           <a:avLst/>
@@ -1187,13 +1371,11 @@
       </w:r>
       <w:r>
         <w:rPr>
-          <w:rFonts w:ascii="Ubuntu" w:hAnsi="Ubuntu" w:eastAsia="Ubuntu" w:cs="Ubuntu"/>
           <w:highlight w:val="none"/>
         </w:rPr>
       </w:r>
       <w:r>
         <w:rPr>
-          <w:rFonts w:ascii="Ubuntu" w:hAnsi="Ubuntu" w:eastAsia="Ubuntu" w:cs="Ubuntu"/>
           <w:highlight w:val="none"/>
         </w:rPr>
       </w:r>
@@ -1204,98 +1386,43 @@
         <w:pBdr/>
         <w:spacing/>
         <w:ind/>
-        <w:rPr>
-          <w:rFonts w:ascii="Ubuntu" w:hAnsi="Ubuntu" w:cs="Ubuntu"/>
-        </w:rPr>
+        <w:rPr/>
       </w:pPr>
       <w:r>
-        <w:rPr>
-          <w:rFonts w:ascii="Ubuntu" w:hAnsi="Ubuntu" w:eastAsia="Ubuntu" w:cs="Ubuntu"/>
-          <w:highlight w:val="none"/>
-        </w:rPr>
-      </w:r>
-      <w:r>
-        <w:rPr>
-          <w:rFonts w:ascii="Ubuntu" w:hAnsi="Ubuntu" w:eastAsia="Ubuntu" w:cs="Ubuntu"/>
-          <w:highlight w:val="none"/>
-        </w:rPr>
-      </w:r>
-      <w:r>
-        <w:rPr>
-          <w:rFonts w:ascii="Ubuntu" w:hAnsi="Ubuntu" w:eastAsia="Ubuntu" w:cs="Ubuntu"/>
-        </w:rPr>
-      </w:r>
-    </w:p>
-    <w:p>
-      <w:pPr>
-        <w:pStyle w:val="863"/>
-        <w:pBdr/>
-        <w:spacing/>
-        <w:ind/>
-        <w:rPr>
-          <w:rFonts w:ascii="Ubuntu" w:hAnsi="Ubuntu" w:cs="Ubuntu"/>
-          <w:highlight w:val="none"/>
-        </w:rPr>
-      </w:pPr>
-      <w:r>
-        <w:rPr>
-          <w:rFonts w:ascii="Ubuntu" w:hAnsi="Ubuntu" w:eastAsia="Ubuntu" w:cs="Ubuntu"/>
-        </w:rPr>
         <w:t xml:space="preserve">Figure </w:t>
       </w:r>
       <w:r>
-        <w:rPr>
-          <w:rFonts w:ascii="Ubuntu" w:hAnsi="Ubuntu" w:eastAsia="Ubuntu" w:cs="Ubuntu"/>
-        </w:rPr>
         <w:fldChar w:fldCharType="begin"/>
         <w:instrText xml:space="preserve"> SEQ Figure \* Arabic </w:instrText>
         <w:fldChar w:fldCharType="separate"/>
       </w:r>
       <w:r>
-        <w:rPr>
-          <w:rFonts w:ascii="Ubuntu" w:hAnsi="Ubuntu" w:eastAsia="Ubuntu" w:cs="Ubuntu"/>
-        </w:rPr>
         <w:t xml:space="preserve">6</w:t>
       </w:r>
+      <w:r/>
       <w:r>
-        <w:rPr>
-          <w:rFonts w:ascii="Ubuntu" w:hAnsi="Ubuntu" w:eastAsia="Ubuntu" w:cs="Ubuntu"/>
-        </w:rPr>
         <w:fldChar w:fldCharType="end"/>
       </w:r>
       <w:r>
+        <w:t xml:space="preserve">: Deployment in qa </w:t>
+      </w:r>
+      <w:r/>
+    </w:p>
+    <w:p>
+      <w:pPr>
+        <w:pBdr/>
+        <w:spacing/>
+        <w:ind/>
         <w:rPr>
-          <w:rFonts w:ascii="Ubuntu" w:hAnsi="Ubuntu" w:eastAsia="Ubuntu" w:cs="Ubuntu"/>
+          <w:highlight w:val="none"/>
         </w:rPr>
-        <w:t xml:space="preserve">: Deploy prod </w:t>
-      </w:r>
+      </w:pPr>
       <w:r>
         <w:rPr>
-          <w:rFonts w:ascii="Ubuntu" w:hAnsi="Ubuntu" w:eastAsia="Ubuntu" w:cs="Ubuntu"/>
-          <w:highlight w:val="none"/>
-        </w:rPr>
-      </w:r>
-    </w:p>
-    <w:p>
-      <w:pPr>
-        <w:pBdr/>
-        <w:spacing/>
-        <w:ind/>
-        <w:rPr>
-          <w:rFonts w:ascii="Ubuntu" w:hAnsi="Ubuntu" w:cs="Ubuntu"/>
-          <w:highlight w:val="none"/>
-        </w:rPr>
-      </w:pPr>
-      <w:r>
-        <w:rPr>
-          <w:rFonts w:ascii="Ubuntu" w:hAnsi="Ubuntu" w:eastAsia="Ubuntu" w:cs="Ubuntu"/>
           <w:highlight w:val="none"/>
         </w:rPr>
       </w:r>
       <w:r>
-        <w:rPr>
-          <w:rFonts w:ascii="Ubuntu" w:hAnsi="Ubuntu" w:eastAsia="Ubuntu" w:cs="Ubuntu"/>
-        </w:rPr>
         <mc:AlternateContent>
           <mc:Choice Requires="wpg">
             <w:drawing>
@@ -1310,7 +1437,7 @@
                   <a:graphicData uri="http://schemas.openxmlformats.org/drawingml/2006/picture">
                     <pic:pic xmlns:pic="http://schemas.openxmlformats.org/drawingml/2006/picture">
                       <pic:nvPicPr>
-                        <pic:cNvPr id="253976167" name=""/>
+                        <pic:cNvPr id="1630873875" name=""/>
                         <pic:cNvPicPr>
                           <a:picLocks noChangeAspect="1"/>
                         </pic:cNvPicPr>
@@ -1323,7 +1450,7 @@
                       <pic:spPr bwMode="auto">
                         <a:xfrm>
                           <a:off x="0" y="0"/>
-                          <a:ext cx="5940424" cy="2403798"/>
+                          <a:ext cx="5940424" cy="2403799"/>
                         </a:xfrm>
                         <a:prstGeom prst="rect">
                           <a:avLst/>
@@ -1366,113 +1493,331 @@
       </w:r>
       <w:r>
         <w:rPr>
-          <w:rFonts w:ascii="Ubuntu" w:hAnsi="Ubuntu" w:eastAsia="Ubuntu" w:cs="Ubuntu"/>
           <w:highlight w:val="none"/>
         </w:rPr>
       </w:r>
       <w:r>
         <w:rPr>
-          <w:rFonts w:ascii="Ubuntu" w:hAnsi="Ubuntu" w:eastAsia="Ubuntu" w:cs="Ubuntu"/>
           <w:highlight w:val="none"/>
         </w:rPr>
       </w:r>
     </w:p>
     <w:p>
       <w:pPr>
+        <w:pStyle w:val="863"/>
+        <w:pBdr/>
+        <w:spacing/>
+        <w:ind/>
+        <w:rPr/>
+      </w:pPr>
+      <w:r>
+        <w:t xml:space="preserve">Figure </w:t>
+      </w:r>
+      <w:r>
+        <w:fldChar w:fldCharType="begin"/>
+        <w:instrText xml:space="preserve"> SEQ Figure \* Arabic </w:instrText>
+        <w:fldChar w:fldCharType="separate"/>
+      </w:r>
+      <w:r>
+        <w:t xml:space="preserve">7</w:t>
+      </w:r>
+      <w:r/>
+      <w:r>
+        <w:fldChar w:fldCharType="end"/>
+      </w:r>
+      <w:r>
+        <w:t xml:space="preserve">: Deployment in staging </w:t>
+      </w:r>
+      <w:r/>
+    </w:p>
+    <w:p>
+      <w:pPr>
         <w:pBdr/>
         <w:spacing/>
         <w:ind/>
         <w:rPr>
-          <w:rFonts w:ascii="Ubuntu" w:hAnsi="Ubuntu" w:cs="Ubuntu"/>
           <w:highlight w:val="none"/>
         </w:rPr>
       </w:pPr>
       <w:r>
         <w:rPr>
-          <w:rFonts w:ascii="Ubuntu" w:hAnsi="Ubuntu" w:eastAsia="Ubuntu" w:cs="Ubuntu"/>
+          <w:highlight w:val="none"/>
+        </w:rPr>
+      </w:r>
+      <w:r>
+        <mc:AlternateContent>
+          <mc:Choice Requires="wpg">
+            <w:drawing>
+              <wp:inline xmlns:wp="http://schemas.openxmlformats.org/drawingml/2006/wordprocessingDrawing" distT="0" distB="0" distL="0" distR="0">
+                <wp:extent cx="5940425" cy="2403800"/>
+                <wp:effectExtent l="0" t="0" r="0" b="0"/>
+                <wp:docPr id="7" name=""/>
+                <wp:cNvGraphicFramePr>
+                  <a:graphicFrameLocks xmlns:a="http://schemas.openxmlformats.org/drawingml/2006/main" noChangeAspect="1"/>
+                </wp:cNvGraphicFramePr>
+                <a:graphic xmlns:a="http://schemas.openxmlformats.org/drawingml/2006/main">
+                  <a:graphicData uri="http://schemas.openxmlformats.org/drawingml/2006/picture">
+                    <pic:pic xmlns:pic="http://schemas.openxmlformats.org/drawingml/2006/picture">
+                      <pic:nvPicPr>
+                        <pic:cNvPr id="1972172142" name=""/>
+                        <pic:cNvPicPr>
+                          <a:picLocks noChangeAspect="1"/>
+                        </pic:cNvPicPr>
+                        <pic:nvPr/>
+                      </pic:nvPicPr>
+                      <pic:blipFill>
+                        <a:blip r:embed="rId18"/>
+                        <a:stretch/>
+                      </pic:blipFill>
+                      <pic:spPr bwMode="auto">
+                        <a:xfrm>
+                          <a:off x="0" y="0"/>
+                          <a:ext cx="5940424" cy="2403799"/>
+                        </a:xfrm>
+                        <a:prstGeom prst="rect">
+                          <a:avLst/>
+                        </a:prstGeom>
+                      </pic:spPr>
+                    </pic:pic>
+                  </a:graphicData>
+                </a:graphic>
+              </wp:inline>
+            </w:drawing>
+          </mc:Choice>
+          <mc:Fallback>
+            <w:pict>
+              <v:shapetype id="_x0000_t75" coordsize="21600,21600" o:spt="75" o:preferrelative="t" path="m@4@5l@4@11@9@11@9@5xe" filled="f" stroked="f">
+                <v:stroke joinstyle="miter"/>
+                <v:formulas>
+                  <v:f eqn="if lineDrawn pixelLineWidth 0"/>
+                  <v:f eqn="sum @0 1 0"/>
+                  <v:f eqn="sum 0 0 @1"/>
+                  <v:f eqn="prod @2 1 2"/>
+                  <v:f eqn="prod @3 21600 pixelWidth"/>
+                  <v:f eqn="prod @3 21600 pixelHeight"/>
+                  <v:f eqn="sum @0 0 1"/>
+                  <v:f eqn="prod @6 1 2"/>
+                  <v:f eqn="prod @7 21600 pixelWidth"/>
+                  <v:f eqn="sum @8 21600 0"/>
+                  <v:f eqn="prod @7 21600 pixelHeight"/>
+                  <v:f eqn="sum @10 21600 0"/>
+                </v:formulas>
+                <v:path o:extrusionok="f" gradientshapeok="t" o:connecttype="rect"/>
+                <o:lock v:ext="edit" aspectratio="t"/>
+              </v:shapetype>
+              <v:shape id="_x0000_i6" o:spid="_x0000_s6" type="#_x0000_t75" style="width:467.75pt;height:189.28pt;mso-wrap-distance-left:0.00pt;mso-wrap-distance-top:0.00pt;mso-wrap-distance-right:0.00pt;mso-wrap-distance-bottom:0.00pt;z-index:1;" stroked="false">
+                <v:imagedata r:id="rId18" o:title=""/>
+                <o:lock v:ext="edit" rotation="t"/>
+              </v:shape>
+            </w:pict>
+          </mc:Fallback>
+        </mc:AlternateContent>
+      </w:r>
+      <w:r>
+        <w:rPr>
           <w:highlight w:val="none"/>
         </w:rPr>
       </w:r>
       <w:r>
         <w:rPr>
-          <w:rFonts w:ascii="Ubuntu" w:hAnsi="Ubuntu" w:eastAsia="Ubuntu" w:cs="Ubuntu"/>
           <w:highlight w:val="none"/>
         </w:rPr>
       </w:r>
     </w:p>
     <w:p>
       <w:pPr>
-        <w:pBdr>
-          <w:top w:val="none" w:color="000000" w:sz="4" w:space="0"/>
-          <w:left w:val="none" w:color="000000" w:sz="4" w:space="0"/>
-          <w:bottom w:val="none" w:color="000000" w:sz="4" w:space="0"/>
-          <w:right w:val="none" w:color="000000" w:sz="4" w:space="0"/>
-        </w:pBdr>
-        <w:shd w:val="clear" w:color="ffffff" w:fill="ffffff"/>
-        <w:spacing/>
-        <w:ind w:right="0" w:firstLine="0" w:left="0"/>
-        <w:rPr>
-          <w:rFonts w:ascii="Ubuntu" w:hAnsi="Ubuntu" w:cs="Ubuntu"/>
-        </w:rPr>
+        <w:pStyle w:val="863"/>
+        <w:pBdr/>
+        <w:spacing/>
+        <w:ind/>
+        <w:rPr/>
       </w:pPr>
       <w:r>
         <w:rPr>
-          <w:rFonts w:ascii="Ubuntu" w:hAnsi="Ubuntu" w:eastAsia="Ubuntu" w:cs="Ubuntu"/>
           <w:highlight w:val="none"/>
         </w:rPr>
       </w:r>
       <w:r>
         <w:rPr>
-          <w:rFonts w:ascii="Ubuntu" w:hAnsi="Ubuntu" w:eastAsia="Ubuntu" w:cs="Ubuntu"/>
-          <w:color w:val="auto"/>
-          <w:sz w:val="22"/>
-          <w:szCs w:val="22"/>
           <w:highlight w:val="none"/>
-          <w:shd w:val="clear" w:color="auto" w:fill="auto"/>
         </w:rPr>
-        <w:t xml:space="preserve">See also </w:t>
+      </w:r>
+    </w:p>
+    <w:p>
+      <w:pPr>
+        <w:pStyle w:val="863"/>
+        <w:pBdr/>
+        <w:spacing/>
+        <w:ind/>
+        <w:rPr>
+          <w:highlight w:val="none"/>
+        </w:rPr>
+      </w:pPr>
+      <w:r>
+        <w:rPr>
+          <w:highlight w:val="none"/>
+        </w:rPr>
       </w:r>
       <w:r>
         <w:rPr>
-          <w:rFonts w:ascii="Ubuntu" w:hAnsi="Ubuntu" w:eastAsia="Ubuntu" w:cs="Ubuntu"/>
-          <w:color w:val="auto"/>
-          <w:sz w:val="22"/>
-          <w:szCs w:val="22"/>
-          <w:shd w:val="clear" w:color="auto" w:fill="auto"/>
+          <w:highlight w:val="none"/>
         </w:rPr>
-        <w:t xml:space="preserve">jenkins-logs-build-#7.txt</w:t>
+      </w:r>
+    </w:p>
+    <w:p>
+      <w:pPr>
+        <w:pStyle w:val="863"/>
+        <w:pBdr/>
+        <w:spacing/>
+        <w:ind/>
+        <w:rPr>
+          <w:highlight w:val="none"/>
+        </w:rPr>
+      </w:pPr>
+      <w:r>
+        <w:rPr>
+          <w:highlight w:val="none"/>
+        </w:rPr>
       </w:r>
       <w:r>
         <w:rPr>
-          <w:rFonts w:ascii="Ubuntu" w:hAnsi="Ubuntu" w:eastAsia="Ubuntu" w:cs="Ubuntu"/>
-          <w:color w:val="auto"/>
-          <w:sz w:val="22"/>
-          <w:szCs w:val="22"/>
-          <w:shd w:val="clear" w:color="auto" w:fill="auto"/>
+          <w:highlight w:val="none"/>
         </w:rPr>
-        <w:t xml:space="preserve"> for</w:t>
+      </w:r>
+    </w:p>
+    <w:p>
+      <w:pPr>
+        <w:pStyle w:val="863"/>
+        <w:pBdr/>
+        <w:spacing/>
+        <w:ind/>
+        <w:rPr>
+          <w:highlight w:val="none"/>
+        </w:rPr>
+      </w:pPr>
+      <w:r>
+        <w:t xml:space="preserve">Figure </w:t>
+      </w:r>
+      <w:r>
+        <w:fldChar w:fldCharType="begin"/>
+        <w:instrText xml:space="preserve"> SEQ Figure \* Arabic </w:instrText>
+        <w:fldChar w:fldCharType="separate"/>
+      </w:r>
+      <w:r>
+        <w:t xml:space="preserve">8</w:t>
+      </w:r>
+      <w:r/>
+      <w:r>
+        <w:fldChar w:fldCharType="end"/>
+      </w:r>
+      <w:r>
+        <w:t xml:space="preserve">: Deployment in prod </w:t>
+      </w:r>
+      <w:r/>
+    </w:p>
+    <w:p>
+      <w:pPr>
+        <w:pBdr/>
+        <w:spacing/>
+        <w:ind/>
+        <w:rPr>
+          <w:highlight w:val="none"/>
+        </w:rPr>
+      </w:pPr>
+      <w:r>
+        <w:rPr>
+          <w:highlight w:val="none"/>
+        </w:rPr>
+      </w:r>
+      <w:r>
+        <mc:AlternateContent>
+          <mc:Choice Requires="wpg">
+            <w:drawing>
+              <wp:inline xmlns:wp="http://schemas.openxmlformats.org/drawingml/2006/wordprocessingDrawing" distT="0" distB="0" distL="0" distR="0">
+                <wp:extent cx="5940425" cy="2403800"/>
+                <wp:effectExtent l="0" t="0" r="0" b="0"/>
+                <wp:docPr id="8" name=""/>
+                <wp:cNvGraphicFramePr>
+                  <a:graphicFrameLocks xmlns:a="http://schemas.openxmlformats.org/drawingml/2006/main" noChangeAspect="1"/>
+                </wp:cNvGraphicFramePr>
+                <a:graphic xmlns:a="http://schemas.openxmlformats.org/drawingml/2006/main">
+                  <a:graphicData uri="http://schemas.openxmlformats.org/drawingml/2006/picture">
+                    <pic:pic xmlns:pic="http://schemas.openxmlformats.org/drawingml/2006/picture">
+                      <pic:nvPicPr>
+                        <pic:cNvPr id="1794423890" name=""/>
+                        <pic:cNvPicPr>
+                          <a:picLocks noChangeAspect="1"/>
+                        </pic:cNvPicPr>
+                        <pic:nvPr/>
+                      </pic:nvPicPr>
+                      <pic:blipFill>
+                        <a:blip r:embed="rId19"/>
+                        <a:stretch/>
+                      </pic:blipFill>
+                      <pic:spPr bwMode="auto">
+                        <a:xfrm>
+                          <a:off x="0" y="0"/>
+                          <a:ext cx="5940424" cy="2403799"/>
+                        </a:xfrm>
+                        <a:prstGeom prst="rect">
+                          <a:avLst/>
+                        </a:prstGeom>
+                      </pic:spPr>
+                    </pic:pic>
+                  </a:graphicData>
+                </a:graphic>
+              </wp:inline>
+            </w:drawing>
+          </mc:Choice>
+          <mc:Fallback>
+            <w:pict>
+              <v:shapetype id="_x0000_t75" coordsize="21600,21600" o:spt="75" o:preferrelative="t" path="m@4@5l@4@11@9@11@9@5xe" filled="f" stroked="f">
+                <v:stroke joinstyle="miter"/>
+                <v:formulas>
+                  <v:f eqn="if lineDrawn pixelLineWidth 0"/>
+                  <v:f eqn="sum @0 1 0"/>
+                  <v:f eqn="sum 0 0 @1"/>
+                  <v:f eqn="prod @2 1 2"/>
+                  <v:f eqn="prod @3 21600 pixelWidth"/>
+                  <v:f eqn="prod @3 21600 pixelHeight"/>
+                  <v:f eqn="sum @0 0 1"/>
+                  <v:f eqn="prod @6 1 2"/>
+                  <v:f eqn="prod @7 21600 pixelWidth"/>
+                  <v:f eqn="sum @8 21600 0"/>
+                  <v:f eqn="prod @7 21600 pixelHeight"/>
+                  <v:f eqn="sum @10 21600 0"/>
+                </v:formulas>
+                <v:path o:extrusionok="f" gradientshapeok="t" o:connecttype="rect"/>
+                <o:lock v:ext="edit" aspectratio="t"/>
+              </v:shapetype>
+              <v:shape id="_x0000_i7" o:spid="_x0000_s7" type="#_x0000_t75" style="width:467.75pt;height:189.28pt;mso-wrap-distance-left:0.00pt;mso-wrap-distance-top:0.00pt;mso-wrap-distance-right:0.00pt;mso-wrap-distance-bottom:0.00pt;z-index:1;" stroked="false">
+                <v:imagedata r:id="rId19" o:title=""/>
+                <o:lock v:ext="edit" rotation="t"/>
+              </v:shape>
+            </w:pict>
+          </mc:Fallback>
+        </mc:AlternateContent>
       </w:r>
       <w:r>
         <w:rPr>
-          <w:rFonts w:ascii="Ubuntu" w:hAnsi="Ubuntu" w:eastAsia="Ubuntu" w:cs="Ubuntu"/>
-          <w:color w:val="auto"/>
-          <w:sz w:val="22"/>
-          <w:szCs w:val="22"/>
-          <w:shd w:val="clear" w:color="auto" w:fill="auto"/>
+          <w:highlight w:val="none"/>
         </w:rPr>
-        <w:t xml:space="preserve"> jenkins logs</w:t>
+      </w:r>
+      <w:r/>
+      <w:r>
+        <w:rPr>
+          <w:highlight w:val="none"/>
+        </w:rPr>
+      </w:r>
+      <w:r/>
+      <w:r>
+        <w:rPr>
+          <w:highlight w:val="none"/>
+        </w:rPr>
       </w:r>
       <w:r>
         <w:rPr>
-          <w:rFonts w:ascii="Ubuntu" w:hAnsi="Ubuntu" w:eastAsia="Ubuntu" w:cs="Ubuntu"/>
-          <w:sz w:val="24"/>
-        </w:rPr>
-        <w:t xml:space="preserve">.</w:t>
-      </w:r>
-      <w:r>
-        <w:rPr>
-          <w:rFonts w:ascii="Ubuntu" w:hAnsi="Ubuntu" w:eastAsia="Ubuntu" w:cs="Ubuntu"/>
-          <w:sz w:val="24"/>
+          <w:highlight w:val="none"/>
         </w:rPr>
       </w:r>
     </w:p>

--- a/Documentation.docx
+++ b/Documentation.docx
@@ -462,21 +462,37 @@
           <w:shd w:val="clear" w:color="auto" w:fill="auto"/>
         </w:rPr>
       </w:r>
-      <w:r>
-        <w:rPr>
-          <w:rFonts w:ascii="Noto Mono" w:hAnsi="Noto Mono" w:eastAsia="Noto Mono" w:cs="Noto Mono"/>
-          <w:b w:val="0"/>
-          <w:bCs w:val="0"/>
-          <w:i/>
-          <w:iCs/>
-          <w:color w:val="auto"/>
-          <w:sz w:val="20"/>
-          <w:szCs w:val="20"/>
-          <w:highlight w:val="none"/>
-          <w:shd w:val="clear" w:color="auto" w:fill="auto"/>
-        </w:rPr>
-        <w:t xml:space="preserve">build-logs-#17.txt</w:t>
-      </w:r>
+      <w:hyperlink r:id="rId12" w:tooltip="https://github.com/baris1892/datascientest-jenkins_devops_exams/blob/master/build-logs-%2317.txt" w:history="1">
+        <w:r>
+          <w:rPr>
+            <w:rStyle w:val="870"/>
+            <w:rFonts w:ascii="Noto Mono" w:hAnsi="Noto Mono" w:eastAsia="Noto Mono" w:cs="Noto Mono"/>
+            <w:b w:val="0"/>
+            <w:bCs w:val="0"/>
+            <w:i/>
+            <w:iCs/>
+            <w:sz w:val="20"/>
+            <w:szCs w:val="20"/>
+            <w:highlight w:val="none"/>
+            <w:shd w:val="clear" w:color="auto" w:fill="auto"/>
+          </w:rPr>
+          <w:t xml:space="preserve">build-logs-#17.txt</w:t>
+        </w:r>
+        <w:r>
+          <w:rPr>
+            <w:rStyle w:val="870"/>
+            <w:rFonts w:ascii="Noto Mono" w:hAnsi="Noto Mono" w:eastAsia="Noto Mono" w:cs="Noto Mono"/>
+            <w:b w:val="0"/>
+            <w:bCs w:val="0"/>
+            <w:i/>
+            <w:iCs/>
+            <w:sz w:val="20"/>
+            <w:szCs w:val="20"/>
+            <w:highlight w:val="none"/>
+            <w:shd w:val="clear" w:color="auto" w:fill="auto"/>
+          </w:rPr>
+        </w:r>
+      </w:hyperlink>
       <w:r>
         <w:rPr>
           <w:rFonts w:ascii="Noto Mono" w:hAnsi="Noto Mono" w:eastAsia="Noto Mono" w:cs="Noto Mono"/>
@@ -549,7 +565,6 @@
       <w:r>
         <w:t xml:space="preserve">1</w:t>
       </w:r>
-      <w:r/>
       <w:r>
         <w:fldChar w:fldCharType="end"/>
       </w:r>
@@ -567,18 +582,6 @@
           <w:highlight w:val="none"/>
         </w:rPr>
       </w:pPr>
-      <w:r>
-        <w:rPr>
-          <w:rFonts w:ascii="Ubuntu" w:hAnsi="Ubuntu" w:cs="Ubuntu"/>
-          <w:highlight w:val="none"/>
-        </w:rPr>
-      </w:r>
-      <w:r>
-        <w:rPr>
-          <w:rFonts w:ascii="Ubuntu" w:hAnsi="Ubuntu" w:cs="Ubuntu"/>
-          <w:highlight w:val="none"/>
-        </w:rPr>
-      </w:r>
       <w:r>
         <w:rPr>
           <w:rFonts w:ascii="Ubuntu" w:hAnsi="Ubuntu" w:cs="Ubuntu"/>
@@ -607,13 +610,13 @@
                         <pic:nvPr/>
                       </pic:nvPicPr>
                       <pic:blipFill>
-                        <a:blip r:embed="rId12"/>
+                        <a:blip r:embed="rId13"/>
                         <a:stretch/>
                       </pic:blipFill>
                       <pic:spPr bwMode="auto">
                         <a:xfrm>
                           <a:off x="0" y="0"/>
-                          <a:ext cx="5940424" cy="2403799"/>
+                          <a:ext cx="5940424" cy="2403798"/>
                         </a:xfrm>
                         <a:prstGeom prst="rect">
                           <a:avLst/>
@@ -647,7 +650,7 @@
                 <o:lock v:ext="edit" aspectratio="t"/>
               </v:shapetype>
               <v:shape id="_x0000_i0" o:spid="_x0000_s0" type="#_x0000_t75" style="width:467.75pt;height:189.28pt;mso-wrap-distance-left:0.00pt;mso-wrap-distance-top:0.00pt;mso-wrap-distance-right:0.00pt;mso-wrap-distance-bottom:0.00pt;z-index:1;" stroked="false">
-                <v:imagedata r:id="rId12" o:title=""/>
+                <v:imagedata r:id="rId13" o:title=""/>
                 <o:lock v:ext="edit" rotation="t"/>
               </v:shape>
             </w:pict>
@@ -660,6 +663,11 @@
           <w:highlight w:val="none"/>
         </w:rPr>
       </w:r>
+      <w:r>
+        <w:rPr>
+          <w:highlight w:val="none"/>
+        </w:rPr>
+      </w:r>
     </w:p>
     <w:p>
       <w:pPr>
@@ -669,6 +677,33 @@
         <w:ind/>
         <w:rPr/>
       </w:pPr>
+      <w:r>
+        <w:rPr>
+          <w:highlight w:val="none"/>
+        </w:rPr>
+      </w:r>
+      <w:r>
+        <w:rPr>
+          <w:highlight w:val="none"/>
+        </w:rPr>
+      </w:r>
+      <w:r/>
+    </w:p>
+    <w:p>
+      <w:pPr>
+        <w:pStyle w:val="863"/>
+        <w:pBdr/>
+        <w:spacing/>
+        <w:ind/>
+        <w:rPr>
+          <w:highlight w:val="none"/>
+        </w:rPr>
+      </w:pPr>
+      <w:r>
+        <w:rPr>
+          <w:highlight w:val="none"/>
+        </w:rPr>
+      </w:r>
       <w:r>
         <w:rPr>
           <w:highlight w:val="none"/>
@@ -700,17 +735,27 @@
           <w:highlight w:val="none"/>
         </w:rPr>
       </w:r>
-    </w:p>
-    <w:p>
-      <w:pPr>
-        <w:pStyle w:val="863"/>
-        <w:pBdr/>
-        <w:spacing/>
-        <w:ind/>
+      <w:r>
         <w:rPr>
           <w:highlight w:val="none"/>
         </w:rPr>
-      </w:pPr>
+      </w:r>
+    </w:p>
+    <w:p>
+      <w:pPr>
+        <w:pStyle w:val="863"/>
+        <w:pBdr/>
+        <w:spacing/>
+        <w:ind/>
+        <w:rPr>
+          <w:highlight w:val="none"/>
+        </w:rPr>
+      </w:pPr>
+      <w:r>
+        <w:rPr>
+          <w:highlight w:val="none"/>
+        </w:rPr>
+      </w:r>
       <w:r>
         <w:rPr>
           <w:highlight w:val="none"/>
@@ -742,17 +787,27 @@
           <w:highlight w:val="none"/>
         </w:rPr>
       </w:r>
-    </w:p>
-    <w:p>
-      <w:pPr>
-        <w:pStyle w:val="863"/>
-        <w:pBdr/>
-        <w:spacing/>
-        <w:ind/>
+      <w:r>
         <w:rPr>
           <w:highlight w:val="none"/>
         </w:rPr>
-      </w:pPr>
+      </w:r>
+    </w:p>
+    <w:p>
+      <w:pPr>
+        <w:pStyle w:val="863"/>
+        <w:pBdr/>
+        <w:spacing/>
+        <w:ind/>
+        <w:rPr>
+          <w:highlight w:val="none"/>
+        </w:rPr>
+      </w:pPr>
+      <w:r>
+        <w:rPr>
+          <w:highlight w:val="none"/>
+        </w:rPr>
+      </w:r>
       <w:r>
         <w:rPr>
           <w:highlight w:val="none"/>
@@ -784,17 +839,27 @@
           <w:highlight w:val="none"/>
         </w:rPr>
       </w:r>
-    </w:p>
-    <w:p>
-      <w:pPr>
-        <w:pStyle w:val="863"/>
-        <w:pBdr/>
-        <w:spacing/>
-        <w:ind/>
+      <w:r>
         <w:rPr>
           <w:highlight w:val="none"/>
         </w:rPr>
-      </w:pPr>
+      </w:r>
+    </w:p>
+    <w:p>
+      <w:pPr>
+        <w:pStyle w:val="863"/>
+        <w:pBdr/>
+        <w:spacing/>
+        <w:ind/>
+        <w:rPr>
+          <w:highlight w:val="none"/>
+        </w:rPr>
+      </w:pPr>
+      <w:r>
+        <w:rPr>
+          <w:highlight w:val="none"/>
+        </w:rPr>
+      </w:r>
       <w:r>
         <w:rPr>
           <w:highlight w:val="none"/>
@@ -817,27 +882,6 @@
         </w:rPr>
       </w:pPr>
       <w:r>
-        <w:rPr>
-          <w:highlight w:val="none"/>
-        </w:rPr>
-      </w:r>
-      <w:r>
-        <w:rPr>
-          <w:highlight w:val="none"/>
-        </w:rPr>
-      </w:r>
-    </w:p>
-    <w:p>
-      <w:pPr>
-        <w:pStyle w:val="863"/>
-        <w:pBdr/>
-        <w:spacing/>
-        <w:ind/>
-        <w:rPr>
-          <w:highlight w:val="none"/>
-        </w:rPr>
-      </w:pPr>
-      <w:r>
         <w:t xml:space="preserve">Figure </w:t>
       </w:r>
       <w:r>
@@ -848,14 +892,17 @@
       <w:r>
         <w:t xml:space="preserve">2</w:t>
       </w:r>
-      <w:r/>
       <w:r>
         <w:fldChar w:fldCharType="end"/>
       </w:r>
       <w:r>
         <w:t xml:space="preserve">: Docker Run &amp; Test Cast Service </w:t>
       </w:r>
-      <w:r/>
+      <w:r>
+        <w:rPr>
+          <w:highlight w:val="none"/>
+        </w:rPr>
+      </w:r>
     </w:p>
     <w:p>
       <w:pPr>
@@ -893,13 +940,13 @@
                         <pic:nvPr/>
                       </pic:nvPicPr>
                       <pic:blipFill>
-                        <a:blip r:embed="rId13"/>
+                        <a:blip r:embed="rId14"/>
                         <a:stretch/>
                       </pic:blipFill>
                       <pic:spPr bwMode="auto">
                         <a:xfrm>
                           <a:off x="0" y="0"/>
-                          <a:ext cx="5940424" cy="2403799"/>
+                          <a:ext cx="5940424" cy="2403798"/>
                         </a:xfrm>
                         <a:prstGeom prst="rect">
                           <a:avLst/>
@@ -933,7 +980,7 @@
                 <o:lock v:ext="edit" aspectratio="t"/>
               </v:shapetype>
               <v:shape id="_x0000_i1" o:spid="_x0000_s1" type="#_x0000_t75" style="width:467.75pt;height:189.28pt;mso-wrap-distance-left:0.00pt;mso-wrap-distance-top:0.00pt;mso-wrap-distance-right:0.00pt;mso-wrap-distance-bottom:0.00pt;z-index:1;" stroked="false">
-                <v:imagedata r:id="rId13" o:title=""/>
+                <v:imagedata r:id="rId14" o:title=""/>
                 <o:lock v:ext="edit" rotation="t"/>
               </v:shape>
             </w:pict>
@@ -970,7 +1017,6 @@
       <w:r>
         <w:t xml:space="preserve">3</w:t>
       </w:r>
-      <w:r/>
       <w:r>
         <w:fldChar w:fldCharType="end"/>
       </w:r>
@@ -1015,13 +1061,13 @@
                         <pic:nvPr/>
                       </pic:nvPicPr>
                       <pic:blipFill>
-                        <a:blip r:embed="rId14"/>
+                        <a:blip r:embed="rId15"/>
                         <a:stretch/>
                       </pic:blipFill>
                       <pic:spPr bwMode="auto">
                         <a:xfrm>
                           <a:off x="0" y="0"/>
-                          <a:ext cx="5940424" cy="2403799"/>
+                          <a:ext cx="5940424" cy="2403798"/>
                         </a:xfrm>
                         <a:prstGeom prst="rect">
                           <a:avLst/>
@@ -1055,7 +1101,7 @@
                 <o:lock v:ext="edit" aspectratio="t"/>
               </v:shapetype>
               <v:shape id="_x0000_i2" o:spid="_x0000_s2" type="#_x0000_t75" style="width:467.75pt;height:189.28pt;mso-wrap-distance-left:0.00pt;mso-wrap-distance-top:0.00pt;mso-wrap-distance-right:0.00pt;mso-wrap-distance-bottom:0.00pt;z-index:1;" stroked="false">
-                <v:imagedata r:id="rId14" o:title=""/>
+                <v:imagedata r:id="rId15" o:title=""/>
                 <o:lock v:ext="edit" rotation="t"/>
               </v:shape>
             </w:pict>
@@ -1092,7 +1138,6 @@
       <w:r>
         <w:t xml:space="preserve">4</w:t>
       </w:r>
-      <w:r/>
       <w:r>
         <w:fldChar w:fldCharType="end"/>
       </w:r>
@@ -1137,13 +1182,13 @@
                         <pic:nvPr/>
                       </pic:nvPicPr>
                       <pic:blipFill>
-                        <a:blip r:embed="rId15"/>
+                        <a:blip r:embed="rId16"/>
                         <a:stretch/>
                       </pic:blipFill>
                       <pic:spPr bwMode="auto">
                         <a:xfrm>
                           <a:off x="0" y="0"/>
-                          <a:ext cx="5940424" cy="2403799"/>
+                          <a:ext cx="5940424" cy="2403798"/>
                         </a:xfrm>
                         <a:prstGeom prst="rect">
                           <a:avLst/>
@@ -1177,7 +1222,7 @@
                 <o:lock v:ext="edit" aspectratio="t"/>
               </v:shapetype>
               <v:shape id="_x0000_i3" o:spid="_x0000_s3" type="#_x0000_t75" style="width:467.75pt;height:189.28pt;mso-wrap-distance-left:0.00pt;mso-wrap-distance-top:0.00pt;mso-wrap-distance-right:0.00pt;mso-wrap-distance-bottom:0.00pt;z-index:1;" stroked="false">
-                <v:imagedata r:id="rId15" o:title=""/>
+                <v:imagedata r:id="rId16" o:title=""/>
                 <o:lock v:ext="edit" rotation="t"/>
               </v:shape>
             </w:pict>
@@ -1213,6 +1258,7 @@
           <w:highlight w:val="none"/>
         </w:rPr>
       </w:r>
+      <w:r/>
     </w:p>
     <w:p>
       <w:pPr>
@@ -1224,6 +1270,11 @@
           <w:highlight w:val="none"/>
         </w:rPr>
       </w:pPr>
+      <w:r>
+        <w:rPr>
+          <w:highlight w:val="none"/>
+        </w:rPr>
+      </w:r>
       <w:r>
         <w:rPr>
           <w:highlight w:val="none"/>
@@ -1255,6 +1306,11 @@
           <w:highlight w:val="none"/>
         </w:rPr>
       </w:r>
+      <w:r>
+        <w:rPr>
+          <w:highlight w:val="none"/>
+        </w:rPr>
+      </w:r>
     </w:p>
     <w:p>
       <w:pPr>
@@ -1277,14 +1333,17 @@
       <w:r>
         <w:t xml:space="preserve">5</w:t>
       </w:r>
-      <w:r/>
       <w:r>
         <w:fldChar w:fldCharType="end"/>
       </w:r>
       <w:r>
         <w:t xml:space="preserve">: Deployment in dev </w:t>
       </w:r>
-      <w:r/>
+      <w:r>
+        <w:rPr>
+          <w:highlight w:val="none"/>
+        </w:rPr>
+      </w:r>
     </w:p>
     <w:p>
       <w:pPr>
@@ -1322,13 +1381,13 @@
                         <pic:nvPr/>
                       </pic:nvPicPr>
                       <pic:blipFill>
-                        <a:blip r:embed="rId16"/>
+                        <a:blip r:embed="rId17"/>
                         <a:stretch/>
                       </pic:blipFill>
                       <pic:spPr bwMode="auto">
                         <a:xfrm>
                           <a:off x="0" y="0"/>
-                          <a:ext cx="5940424" cy="2403799"/>
+                          <a:ext cx="5940424" cy="2403798"/>
                         </a:xfrm>
                         <a:prstGeom prst="rect">
                           <a:avLst/>
@@ -1362,7 +1421,7 @@
                 <o:lock v:ext="edit" aspectratio="t"/>
               </v:shapetype>
               <v:shape id="_x0000_i4" o:spid="_x0000_s4" type="#_x0000_t75" style="width:467.75pt;height:189.28pt;mso-wrap-distance-left:0.00pt;mso-wrap-distance-top:0.00pt;mso-wrap-distance-right:0.00pt;mso-wrap-distance-bottom:0.00pt;z-index:1;" stroked="false">
-                <v:imagedata r:id="rId16" o:title=""/>
+                <v:imagedata r:id="rId17" o:title=""/>
                 <o:lock v:ext="edit" rotation="t"/>
               </v:shape>
             </w:pict>
@@ -1399,7 +1458,6 @@
       <w:r>
         <w:t xml:space="preserve">6</w:t>
       </w:r>
-      <w:r/>
       <w:r>
         <w:fldChar w:fldCharType="end"/>
       </w:r>
@@ -1444,13 +1502,13 @@
                         <pic:nvPr/>
                       </pic:nvPicPr>
                       <pic:blipFill>
-                        <a:blip r:embed="rId17"/>
+                        <a:blip r:embed="rId18"/>
                         <a:stretch/>
                       </pic:blipFill>
                       <pic:spPr bwMode="auto">
                         <a:xfrm>
                           <a:off x="0" y="0"/>
-                          <a:ext cx="5940424" cy="2403799"/>
+                          <a:ext cx="5940424" cy="2403798"/>
                         </a:xfrm>
                         <a:prstGeom prst="rect">
                           <a:avLst/>
@@ -1484,7 +1542,7 @@
                 <o:lock v:ext="edit" aspectratio="t"/>
               </v:shapetype>
               <v:shape id="_x0000_i5" o:spid="_x0000_s5" type="#_x0000_t75" style="width:467.75pt;height:189.28pt;mso-wrap-distance-left:0.00pt;mso-wrap-distance-top:0.00pt;mso-wrap-distance-right:0.00pt;mso-wrap-distance-bottom:0.00pt;z-index:1;" stroked="false">
-                <v:imagedata r:id="rId17" o:title=""/>
+                <v:imagedata r:id="rId18" o:title=""/>
                 <o:lock v:ext="edit" rotation="t"/>
               </v:shape>
             </w:pict>
@@ -1521,7 +1579,6 @@
       <w:r>
         <w:t xml:space="preserve">7</w:t>
       </w:r>
-      <w:r/>
       <w:r>
         <w:fldChar w:fldCharType="end"/>
       </w:r>
@@ -1566,13 +1623,13 @@
                         <pic:nvPr/>
                       </pic:nvPicPr>
                       <pic:blipFill>
-                        <a:blip r:embed="rId18"/>
+                        <a:blip r:embed="rId19"/>
                         <a:stretch/>
                       </pic:blipFill>
                       <pic:spPr bwMode="auto">
                         <a:xfrm>
                           <a:off x="0" y="0"/>
-                          <a:ext cx="5940424" cy="2403799"/>
+                          <a:ext cx="5940424" cy="2403798"/>
                         </a:xfrm>
                         <a:prstGeom prst="rect">
                           <a:avLst/>
@@ -1606,7 +1663,7 @@
                 <o:lock v:ext="edit" aspectratio="t"/>
               </v:shapetype>
               <v:shape id="_x0000_i6" o:spid="_x0000_s6" type="#_x0000_t75" style="width:467.75pt;height:189.28pt;mso-wrap-distance-left:0.00pt;mso-wrap-distance-top:0.00pt;mso-wrap-distance-right:0.00pt;mso-wrap-distance-bottom:0.00pt;z-index:1;" stroked="false">
-                <v:imagedata r:id="rId18" o:title=""/>
+                <v:imagedata r:id="rId19" o:title=""/>
                 <o:lock v:ext="edit" rotation="t"/>
               </v:shape>
             </w:pict>
@@ -1642,6 +1699,7 @@
           <w:highlight w:val="none"/>
         </w:rPr>
       </w:r>
+      <w:r/>
     </w:p>
     <w:p>
       <w:pPr>
@@ -1653,6 +1711,11 @@
           <w:highlight w:val="none"/>
         </w:rPr>
       </w:pPr>
+      <w:r>
+        <w:rPr>
+          <w:highlight w:val="none"/>
+        </w:rPr>
+      </w:r>
       <w:r>
         <w:rPr>
           <w:highlight w:val="none"/>
@@ -1684,6 +1747,11 @@
           <w:highlight w:val="none"/>
         </w:rPr>
       </w:r>
+      <w:r>
+        <w:rPr>
+          <w:highlight w:val="none"/>
+        </w:rPr>
+      </w:r>
     </w:p>
     <w:p>
       <w:pPr>
@@ -1706,14 +1774,17 @@
       <w:r>
         <w:t xml:space="preserve">8</w:t>
       </w:r>
-      <w:r/>
       <w:r>
         <w:fldChar w:fldCharType="end"/>
       </w:r>
       <w:r>
         <w:t xml:space="preserve">: Deployment in prod </w:t>
       </w:r>
-      <w:r/>
+      <w:r>
+        <w:rPr>
+          <w:highlight w:val="none"/>
+        </w:rPr>
+      </w:r>
     </w:p>
     <w:p>
       <w:pPr>
@@ -1751,13 +1822,13 @@
                         <pic:nvPr/>
                       </pic:nvPicPr>
                       <pic:blipFill>
-                        <a:blip r:embed="rId19"/>
+                        <a:blip r:embed="rId20"/>
                         <a:stretch/>
                       </pic:blipFill>
                       <pic:spPr bwMode="auto">
                         <a:xfrm>
                           <a:off x="0" y="0"/>
-                          <a:ext cx="5940424" cy="2403799"/>
+                          <a:ext cx="5940424" cy="2403798"/>
                         </a:xfrm>
                         <a:prstGeom prst="rect">
                           <a:avLst/>
@@ -1791,25 +1862,13 @@
                 <o:lock v:ext="edit" aspectratio="t"/>
               </v:shapetype>
               <v:shape id="_x0000_i7" o:spid="_x0000_s7" type="#_x0000_t75" style="width:467.75pt;height:189.28pt;mso-wrap-distance-left:0.00pt;mso-wrap-distance-top:0.00pt;mso-wrap-distance-right:0.00pt;mso-wrap-distance-bottom:0.00pt;z-index:1;" stroked="false">
-                <v:imagedata r:id="rId19" o:title=""/>
+                <v:imagedata r:id="rId20" o:title=""/>
                 <o:lock v:ext="edit" rotation="t"/>
               </v:shape>
             </w:pict>
           </mc:Fallback>
         </mc:AlternateContent>
       </w:r>
-      <w:r>
-        <w:rPr>
-          <w:highlight w:val="none"/>
-        </w:rPr>
-      </w:r>
-      <w:r/>
-      <w:r>
-        <w:rPr>
-          <w:highlight w:val="none"/>
-        </w:rPr>
-      </w:r>
-      <w:r/>
       <w:r>
         <w:rPr>
           <w:highlight w:val="none"/>
